--- a/worlds/marva-lydell/world-files/files/DB_Nursing_Flowsheet_Summary.docx
+++ b/worlds/marva-lydell/world-files/files/DB_Nursing_Flowsheet_Summary.docx
@@ -43,7 +43,7 @@
           <w:szCs w:val="18"/>
           <w:rtl w:val="0"/>
         </w:rPr>
-        <w:t xml:space="preserve">Target length: 1–2 pages</w:t>
+        <w:t xml:space="preserve">Target length: 1-2 pages</w:t>
       </w:r>
       <w:r>
         <w:rPr>
@@ -69,7 +69,7 @@
           <w:szCs w:val="18"/>
           <w:rtl w:val="0"/>
         </w:rPr>
-        <w:t xml:space="preserve">[Shift-based or daily summary of vitals, I/Os, assessments, and interventions. Data-heavy, narrative-light. This is the noise document — it contains administration timestamps and trending data that physician notes summarize. In our world, this is a supplementary file used for cognitive noise.]</w:t>
+        <w:t xml:space="preserve">[Shift-based or daily summary of vitals, I/Os, assessments, and interventions. Data-heavy, narrative-light. This is the noise document - it contains administration timestamps and trending data that physician notes summarize. In our world, this is a supplementary file used for cognitive noise.]</w:t>
       </w:r>
       <w:r>
         <w:rPr>
@@ -426,26 +426,26 @@
           <w:szCs w:val="20"/>
           <w:rtl w:val="0"/>
         </w:rPr>
-        <w:t xml:space="preserve">[Time] — [Medication, dose, route] — [Given / Held — reason]</w:t>
-      </w:r>
-    </w:p>
-    <w:p>
-      <w:pPr>
-        <w:spacing w:after="40" w:line="240" w:lineRule="auto"/>
-        <w:rPr>
-          <w:rFonts w:ascii="Courier New" w:cs="Courier New" w:eastAsia="Courier New" w:hAnsi="Courier New"/>
-          <w:sz w:val="20"/>
-          <w:szCs w:val="20"/>
-        </w:rPr>
-      </w:pPr>
-      <w:r>
-        <w:rPr>
-          <w:rFonts w:ascii="Courier New" w:cs="Courier New" w:eastAsia="Courier New" w:hAnsi="Courier New"/>
-          <w:sz w:val="20"/>
-          <w:szCs w:val="20"/>
-          <w:rtl w:val="0"/>
-        </w:rPr>
-        <w:t xml:space="preserve">[Time] — [Medication, dose, route] — [Given / Held — reason]</w:t>
+        <w:t xml:space="preserve">[Time] - [Medication, dose, route] - [Given / Held - reason]</w:t>
+      </w:r>
+    </w:p>
+    <w:p>
+      <w:pPr>
+        <w:spacing w:after="40" w:line="240" w:lineRule="auto"/>
+        <w:rPr>
+          <w:rFonts w:ascii="Courier New" w:cs="Courier New" w:eastAsia="Courier New" w:hAnsi="Courier New"/>
+          <w:sz w:val="20"/>
+          <w:szCs w:val="20"/>
+        </w:rPr>
+      </w:pPr>
+      <w:r>
+        <w:rPr>
+          <w:rFonts w:ascii="Courier New" w:cs="Courier New" w:eastAsia="Courier New" w:hAnsi="Courier New"/>
+          <w:sz w:val="20"/>
+          <w:szCs w:val="20"/>
+          <w:rtl w:val="0"/>
+        </w:rPr>
+        <w:t xml:space="preserve">[Time] - [Medication, dose, route] - [Given / Held - reason]</w:t>
       </w:r>
     </w:p>
     <w:p>
